--- a/my_custom_addons/dl_wood_traceability/static/TEMPLATES/TEMPLATE_CN_BKLS.docx
+++ b/my_custom_addons/dl_wood_traceability/static/TEMPLATES/TEMPLATE_CN_BKLS.docx
@@ -71,6 +71,15 @@
           <w:p>
             <w:pPr>
               <w:spacing w:line="312" w:lineRule="auto"/>
+              <w:jc w:val="center"/>
+            </w:pPr>
+            <w:r>
+              <w:t>………………../BKLS</w:t>
+            </w:r>
+          </w:p>
+          <w:p>
+            <w:pPr>
+              <w:spacing w:line="312" w:lineRule="auto"/>
             </w:pPr>
           </w:p>
         </w:tc>
@@ -447,196 +456,95 @@
     <w:p>
       <w:pPr>
         <w:spacing w:line="312" w:lineRule="auto"/>
-      </w:pPr>
-      <w:r>
-        <w:rPr>
-          <w:sz w:val="22"/>
-          <w:szCs w:val="22"/>
-        </w:rPr>
-        <w:t xml:space="preserve">- Khối lượng(Gỗ): </w:t>
-      </w:r>
-      <w:r>
-        <w:rPr>
-          <w:sz w:val="22"/>
-          <w:szCs w:val="22"/>
-        </w:rPr>
-        <w:t>{{species_volume}}</w:t>
-      </w:r>
-      <w:r>
-        <w:rPr>
-          <w:sz w:val="22"/>
-          <w:szCs w:val="22"/>
-        </w:rPr>
-        <w:t xml:space="preserve"> m³ (</w:t>
-      </w:r>
-      <w:r>
-        <w:rPr>
-          <w:sz w:val="22"/>
-          <w:szCs w:val="22"/>
-        </w:rPr>
-        <w:t>{{vietnamese_volume}}</w:t>
-      </w:r>
-      <w:r>
-        <w:rPr>
-          <w:sz w:val="22"/>
-          <w:szCs w:val="22"/>
-        </w:rPr>
-        <w:t xml:space="preserve"> mét khổi</w:t>
-      </w:r>
-      <w:r>
-        <w:rPr>
-          <w:sz w:val="22"/>
-          <w:szCs w:val="22"/>
-        </w:rPr>
-        <w:t>) Đơn vị tính:</w:t>
-      </w:r>
-      <w:r>
-        <w:rPr>
-          <w:sz w:val="22"/>
-          <w:szCs w:val="22"/>
-        </w:rPr>
-        <w:t xml:space="preserve"> </w:t>
-      </w:r>
-      <w:r>
-        <w:rPr>
-          <w:sz w:val="22"/>
-          <w:szCs w:val="22"/>
-        </w:rPr>
-        <w:t>m³ (mét khối)</w:t>
-      </w:r>
-    </w:p>
-    <w:p>
-      <w:pPr>
-        <w:spacing w:line="312" w:lineRule="auto"/>
-      </w:pPr>
-      <w:r>
-        <w:rPr>
-          <w:sz w:val="22"/>
-          <w:szCs w:val="22"/>
-        </w:rPr>
-        <w:t xml:space="preserve">- Số lượng khúc (Gỗ): </w:t>
-      </w:r>
-      <w:r>
-        <w:rPr>
-          <w:sz w:val="22"/>
-          <w:szCs w:val="22"/>
-        </w:rPr>
-        <w:t>{{quantity}}</w:t>
-      </w:r>
-      <w:r>
-        <w:rPr>
-          <w:sz w:val="22"/>
-          <w:szCs w:val="22"/>
-        </w:rPr>
-        <w:t xml:space="preserve"> khúc (</w:t>
-      </w:r>
-      <w:r>
-        <w:rPr>
-          <w:sz w:val="22"/>
-          <w:szCs w:val="22"/>
-        </w:rPr>
-        <w:t xml:space="preserve">{{vietnamese_quantity}} </w:t>
-      </w:r>
-      <w:r>
-        <w:rPr>
-          <w:sz w:val="22"/>
-          <w:szCs w:val="22"/>
-        </w:rPr>
-        <w:t>khúc) Đơn vị tính: khúc (khúc)</w:t>
-      </w:r>
-    </w:p>
-    <w:p>
-      <w:pPr>
-        <w:spacing w:line="312" w:lineRule="auto"/>
-      </w:pPr>
-      <w:r>
-        <w:rPr>
-          <w:sz w:val="22"/>
-          <w:szCs w:val="22"/>
-        </w:rPr>
-        <w:t xml:space="preserve">- Khối lượng(Củi): </w:t>
-      </w:r>
-      <w:r>
-        <w:rPr>
-          <w:sz w:val="22"/>
-          <w:szCs w:val="22"/>
-        </w:rPr>
-        <w:t>{{</w:t>
-      </w:r>
-      <w:r>
-        <w:rPr>
-          <w:sz w:val="22"/>
-          <w:szCs w:val="22"/>
-        </w:rPr>
-        <w:t>firewood</w:t>
-      </w:r>
-      <w:r>
-        <w:rPr>
-          <w:sz w:val="22"/>
-          <w:szCs w:val="22"/>
-        </w:rPr>
-        <w:t>_volume}}</w:t>
-      </w:r>
-      <w:r>
-        <w:rPr>
-          <w:sz w:val="22"/>
-          <w:szCs w:val="22"/>
-        </w:rPr>
-        <w:t xml:space="preserve"> m³ (</w:t>
-      </w:r>
-      <w:r>
-        <w:rPr>
-          <w:sz w:val="22"/>
-          <w:szCs w:val="22"/>
-        </w:rPr>
-        <w:t xml:space="preserve">{{vietnamese_firewood_volume}} </w:t>
-      </w:r>
-      <w:r>
-        <w:rPr>
-          <w:sz w:val="22"/>
-          <w:szCs w:val="22"/>
-        </w:rPr>
-        <w:t>mét khối) Đơn vị tính: m³ (mét khối)</w:t>
-      </w:r>
-    </w:p>
-    <w:p>
-      <w:pPr>
-        <w:spacing w:line="312" w:lineRule="auto"/>
-      </w:pPr>
-      <w:r>
-        <w:rPr>
-          <w:sz w:val="22"/>
-          <w:szCs w:val="22"/>
-        </w:rPr>
-        <w:t xml:space="preserve">- Số lượng khúc (Củi): </w:t>
-      </w:r>
-      <w:r>
-        <w:rPr>
-          <w:sz w:val="22"/>
-          <w:szCs w:val="22"/>
-        </w:rPr>
-        <w:t>{{firewood_quantity}}</w:t>
-      </w:r>
-      <w:r>
-        <w:rPr>
-          <w:sz w:val="22"/>
-          <w:szCs w:val="22"/>
-        </w:rPr>
-        <w:t xml:space="preserve"> khúc (</w:t>
-      </w:r>
-      <w:r>
-        <w:rPr>
-          <w:sz w:val="22"/>
-          <w:szCs w:val="22"/>
-        </w:rPr>
-        <w:t>{{vietnamese_firewood_quantity}}</w:t>
-      </w:r>
-      <w:r>
-        <w:rPr>
-          <w:sz w:val="22"/>
-          <w:szCs w:val="22"/>
-        </w:rPr>
-        <w:t>khúc) Đơn vị tính: khúc (khúc)</w:t>
+        <w:rPr>
+          <w:sz w:val="22"/>
+          <w:szCs w:val="22"/>
+        </w:rPr>
+      </w:pPr>
+      <w:r>
+        <w:rPr>
+          <w:sz w:val="22"/>
+          <w:szCs w:val="22"/>
+        </w:rPr>
+        <w:t>{%p for line in species_lines %}</w:t>
+      </w:r>
+    </w:p>
+    <w:p>
+      <w:pPr>
+        <w:spacing w:line="312" w:lineRule="auto"/>
+        <w:rPr>
+          <w:sz w:val="22"/>
+          <w:szCs w:val="22"/>
+        </w:rPr>
+      </w:pPr>
+      <w:r>
+        <w:rPr>
+          <w:sz w:val="22"/>
+          <w:szCs w:val="22"/>
+        </w:rPr>
+        <w:t>- Khối lượng {{line.species_name}}: {{line.species_volume}} {{line.unit}}  ({{line.vietnamese_volume_unit}}) Đơn vị tính: {{line.unit}} ({{line.vietnamese_unit}})</w:t>
+      </w:r>
+    </w:p>
+    <w:p>
+      <w:pPr>
+        <w:rPr>
+          <w:sz w:val="22"/>
+          <w:szCs w:val="22"/>
+        </w:rPr>
+      </w:pPr>
+      <w:r>
+        <w:rPr>
+          <w:sz w:val="22"/>
+          <w:szCs w:val="22"/>
+        </w:rPr>
+        <w:t>{%p if line.wood_type == 'wood' %}</w:t>
+      </w:r>
+    </w:p>
+    <w:p>
+      <w:pPr>
+        <w:spacing w:line="312" w:lineRule="auto"/>
+        <w:rPr>
+          <w:sz w:val="22"/>
+          <w:szCs w:val="22"/>
+        </w:rPr>
+      </w:pPr>
+      <w:r>
+        <w:rPr>
+          <w:sz w:val="22"/>
+          <w:szCs w:val="22"/>
+        </w:rPr>
+        <w:t>- Số lượng khúc: {{line.quantity}} khúc ({{line.vietnamese_quantity_lower}} khúc) Đơn vị tính: khúc (khúc)</w:t>
+      </w:r>
+    </w:p>
+    <w:p>
+      <w:pPr>
+        <w:rPr>
+          <w:sz w:val="22"/>
+          <w:szCs w:val="22"/>
+        </w:rPr>
+      </w:pPr>
+      <w:r>
+        <w:rPr>
+          <w:sz w:val="22"/>
+          <w:szCs w:val="22"/>
+        </w:rPr>
+        <w:t>{%p endif %}</w:t>
+      </w:r>
+    </w:p>
+    <w:p>
+      <w:pPr>
+        <w:spacing w:line="312" w:lineRule="auto"/>
+        <w:rPr>
+          <w:sz w:val="22"/>
+          <w:szCs w:val="22"/>
+        </w:rPr>
+      </w:pPr>
+      <w:r>
+        <w:rPr>
+          <w:sz w:val="22"/>
+          <w:szCs w:val="22"/>
+        </w:rPr>
+        <w:t>{%p endfor %}</w:t>
       </w:r>
     </w:p>
     <w:p>
@@ -716,35 +624,7 @@
           <w:sz w:val="22"/>
           <w:szCs w:val="22"/>
         </w:rPr>
-        <w:t>{{exploitation_count_day}}</w:t>
-      </w:r>
-      <w:r>
-        <w:rPr>
-          <w:sz w:val="22"/>
-          <w:szCs w:val="22"/>
-        </w:rPr>
-        <w:t xml:space="preserve"> ngày; </w:t>
-      </w:r>
-      <w:r>
-        <w:rPr>
-          <w:sz w:val="22"/>
-          <w:szCs w:val="22"/>
-        </w:rPr>
-        <w:t xml:space="preserve">{{vietnamese_exploitation_from_date}} </w:t>
-      </w:r>
-      <w:r>
-        <w:rPr>
-          <w:sz w:val="22"/>
-          <w:szCs w:val="22"/>
-        </w:rPr>
-        <w:t xml:space="preserve">đến </w:t>
-      </w:r>
-      <w:r>
-        <w:rPr>
-          <w:sz w:val="22"/>
-          <w:szCs w:val="22"/>
-        </w:rPr>
-        <w:t>{{vietnamese_exploitation_to_date}}</w:t>
+        <w:t>{{delivery_count_day}} ngày; {{vietnamese_x_delivery_start_date}} đến {{vietnamese_x_delivery_end_date}}</w:t>
       </w:r>
       <w:r>
         <w:rPr>

--- a/my_custom_addons/dl_wood_traceability/static/TEMPLATES/TEMPLATE_CN_BKLS.docx
+++ b/my_custom_addons/dl_wood_traceability/static/TEMPLATES/TEMPLATE_CN_BKLS.docx
@@ -903,7 +903,16 @@
           <w:sz w:val="22"/>
           <w:szCs w:val="22"/>
         </w:rPr>
-        <w:t>{{bkls_number}} {{</w:t>
+        <w:t>………………../BKLS</w:t>
+      </w:r>
+      <w:r>
+        <w:rPr>
+          <w:i/>
+          <w:iCs/>
+          <w:sz w:val="22"/>
+          <w:szCs w:val="22"/>
+        </w:rPr>
+        <w:t xml:space="preserve"> {{</w:t>
       </w:r>
       <w:r>
         <w:rPr>

--- a/my_custom_addons/dl_wood_traceability/static/TEMPLATES/TEMPLATE_CN_BKLS.docx
+++ b/my_custom_addons/dl_wood_traceability/static/TEMPLATES/TEMPLATE_CN_BKLS.docx
@@ -624,7 +624,42 @@
           <w:sz w:val="22"/>
           <w:szCs w:val="22"/>
         </w:rPr>
-        <w:t>{{delivery_count_day}} ngày; {{vietnamese_x_delivery_start_date}} đến {{vietnamese_x_delivery_end_date}}</w:t>
+        <w:t xml:space="preserve">1 </w:t>
+      </w:r>
+      <w:r>
+        <w:rPr>
+          <w:sz w:val="22"/>
+          <w:szCs w:val="22"/>
+        </w:rPr>
+        <w:t xml:space="preserve">ngày; </w:t>
+      </w:r>
+      <w:r>
+        <w:rPr>
+          <w:sz w:val="22"/>
+          <w:szCs w:val="22"/>
+        </w:rPr>
+        <w:t>{{vietnamses_bkls_date}}</w:t>
+      </w:r>
+      <w:r>
+        <w:rPr>
+          <w:sz w:val="22"/>
+          <w:szCs w:val="22"/>
+        </w:rPr>
+        <w:t xml:space="preserve"> </w:t>
+      </w:r>
+      <w:r>
+        <w:rPr>
+          <w:sz w:val="22"/>
+          <w:szCs w:val="22"/>
+        </w:rPr>
+        <w:t xml:space="preserve">đến </w:t>
+      </w:r>
+      <w:r>
+        <w:rPr>
+          <w:sz w:val="22"/>
+          <w:szCs w:val="22"/>
+        </w:rPr>
+        <w:t>{{vietnamses_bkls_date}}</w:t>
       </w:r>
       <w:r>
         <w:rPr>

--- a/my_custom_addons/dl_wood_traceability/static/TEMPLATES/TEMPLATE_CN_BKLS.docx
+++ b/my_custom_addons/dl_wood_traceability/static/TEMPLATES/TEMPLATE_CN_BKLS.docx
@@ -855,7 +855,16 @@
                 <w:sz w:val="22"/>
                 <w:szCs w:val="22"/>
               </w:rPr>
-              <w:t>{{forest_owner_city}}, {{vietnamses_bkls_date}}</w:t>
+              <w:t>{{forest_owner_ward}}</w:t>
+            </w:r>
+            <w:r>
+              <w:rPr>
+                <w:i/>
+                <w:iCs/>
+                <w:sz w:val="22"/>
+                <w:szCs w:val="22"/>
+              </w:rPr>
+              <w:t>, {{vietnamses_bkls_date}}</w:t>
             </w:r>
           </w:p>
           <w:p>
